--- a/hw5.docx
+++ b/hw5.docx
@@ -110,6 +110,7 @@
           <w:lang w:eastAsia="zh-CN"/>
         </w:rPr>
       </w:pPr>
+      <w:commentRangeStart w:id="0"/>
       <w:r>
         <w:rPr>
           <w:rFonts w:eastAsia="宋体"/>
@@ -124,6 +125,13 @@
         </w:rPr>
         <w:br/>
         <w:t>because valid indices are 0 to 4. This is a runtime error.</w:t>
+      </w:r>
+      <w:commentRangeEnd w:id="0"/>
+      <w:r>
+        <w:rPr>
+          <w:rStyle w:val="CommentReference"/>
+        </w:rPr>
+        <w:commentReference w:id="0"/>
       </w:r>
     </w:p>
     <w:p>
@@ -668,6 +676,7 @@
           <w:lang w:eastAsia="zh-CN"/>
         </w:rPr>
       </w:pPr>
+      <w:commentRangeStart w:id="3"/>
       <w:r>
         <w:rPr>
           <w:rFonts w:eastAsia="宋体"/>
@@ -698,6 +707,13 @@
         </w:rPr>
         <w:br/>
         <w:t>NEXT value</w:t>
+      </w:r>
+      <w:commentRangeEnd w:id="3"/>
+      <w:r>
+        <w:rPr>
+          <w:rStyle w:val="CommentReference"/>
+        </w:rPr>
+        <w:commentReference w:id="3"/>
       </w:r>
     </w:p>
     <w:p>
@@ -753,6 +769,7 @@
           <w:lang w:eastAsia="zh-CN"/>
         </w:rPr>
       </w:pPr>
+      <w:commentRangeStart w:id="1"/>
       <w:r>
         <w:rPr>
           <w:rFonts w:eastAsia="宋体"/>
@@ -855,6 +872,13 @@
         </w:rPr>
         <w:br/>
         <w:t>2 Yes 1 2</w:t>
+      </w:r>
+      <w:commentRangeEnd w:id="1"/>
+      <w:r>
+        <w:rPr>
+          <w:rStyle w:val="CommentReference"/>
+        </w:rPr>
+        <w:commentReference w:id="1"/>
       </w:r>
     </w:p>
     <w:p>
@@ -864,6 +888,7 @@
           <w:lang w:eastAsia="zh-CN"/>
         </w:rPr>
       </w:pPr>
+      <w:commentRangeStart w:id="2"/>
       <w:r>
         <w:rPr>
           <w:rFonts w:eastAsia="宋体"/>
@@ -950,6 +975,13 @@
         </w:rPr>
         <w:br/>
         <w:t>1 steps: 2</w:t>
+      </w:r>
+      <w:commentRangeEnd w:id="2"/>
+      <w:r>
+        <w:rPr>
+          <w:rStyle w:val="CommentReference"/>
+        </w:rPr>
+        <w:commentReference w:id="2"/>
       </w:r>
     </w:p>
     <w:p>
@@ -2004,6 +2036,75 @@
     </w:sectPr>
   </w:body>
 </w:document>
+</file>
+
+<file path=word/comments.xml><?xml version="1.0" encoding="utf-8"?>
+<w:comments xmlns:a="http://schemas.openxmlformats.org/drawingml/2006/main" xmlns:pic="http://schemas.openxmlformats.org/drawingml/2006/picture" xmlns:r="http://schemas.openxmlformats.org/officeDocument/2006/relationships" xmlns:w="http://schemas.openxmlformats.org/wordprocessingml/2006/main" xmlns:wp="http://schemas.openxmlformats.org/drawingml/2006/wordprocessingDrawing" xmlns:mc="http://schemas.openxmlformats.org/markup-compatibility/2006" xmlns:a14="http://schemas.microsoft.com/office/drawing/2010/main" xmlns:w14="http://schemas.microsoft.com/office/word/2010/wordml" xmlns:wpc="http://schemas.microsoft.com/office/word/2010/wordprocessingCanvas">
+  <w:comment w:id="0" w:author="Gong Qiushi" w:initials="GQ" w:date="2026-10-23T00:18:17Z">
+    <w:p>
+      <w:pPr>
+        <w:pStyle w:val="CommentText"/>
+      </w:pPr>
+      <w:r>
+        <w:rPr>
+          <w:rStyle w:val="CommentReference"/>
+        </w:rPr>
+        <w:annotationRef/>
+      </w:r>
+      <w:r>
+        <w:t>Q1: 10/14. (c) 3/4 - you gave the valid range and said it is a runtime error, but not what happens: the program stops with an exception on that line. (d) 0/3 - not answered; write: `double[] temps = new double[8];`. (-4)</w:t>
+      </w:r>
+    </w:p>
+  </w:comment>
+  <w:comment w:id="1" w:author="Gong Qiushi" w:initials="GQ" w:date="2026-10-23T00:18:17Z">
+    <w:p>
+      <w:pPr>
+        <w:pStyle w:val="CommentText"/>
+      </w:pPr>
+      <w:r>
+        <w:rPr>
+          <w:rStyle w:val="CommentReference"/>
+        </w:rPr>
+        <w:annotationRef/>
+      </w:r>
+      <w:r>
+        <w:t>7/10 - The `steps` column is wrong. - In the given code `steps++` is in the loop body, after the `if/else` (the indentation in the question is misleading), so it counts every pass: 1, 2, 3 ... 10. Your `n` and parity columns are correct. (-3)</w:t>
+      </w:r>
+    </w:p>
+  </w:comment>
+  <w:comment w:id="2" w:author="Gong Qiushi" w:initials="GQ" w:date="2026-10-23T00:18:17Z">
+    <w:p>
+      <w:pPr>
+        <w:pStyle w:val="CommentText"/>
+      </w:pPr>
+      <w:r>
+        <w:rPr>
+          <w:rStyle w:val="CommentReference"/>
+        </w:rPr>
+        <w:annotationRef/>
+      </w:r>
+      <w:r>
+        <w:t>0/3 - The output is one line, not ten. - Because `steps++` runs on every pass and the `println` is AFTER the loop, the program prints a single line: `1 steps: 10`. (-3)</w:t>
+      </w:r>
+    </w:p>
+  </w:comment>
+  <w:comment w:id="3" w:author="Gong Qiushi" w:initials="GQ" w:date="2026-10-23T00:18:17Z">
+    <w:p>
+      <w:pPr>
+        <w:pStyle w:val="CommentText"/>
+      </w:pPr>
+      <w:r>
+        <w:rPr>
+          <w:rStyle w:val="CommentReference"/>
+        </w:rPr>
+        <w:annotationRef/>
+      </w:r>
+      <w:r>
+        <w:t>4/4 - Full marks. - Note: 9618 pseudocode has no `FOR EACH` construct. Your syntax expresses the Java enhanced-for idea clearly (which is what the question asks); in an exam you would use an index loop.</w:t>
+      </w:r>
+    </w:p>
+  </w:comment>
+</w:comments>
 </file>
 
 <file path=word/endnotes.xml><?xml version="1.0" encoding="utf-8"?>
